--- a/baocao/KẾ HOẠCH LÀM VIỆC NHÓM.docx
+++ b/baocao/KẾ HOẠCH LÀM VIỆC NHÓM.docx
@@ -460,6 +460,13 @@
                 <w:lang w:val="en-US"/>
               </w:rPr>
             </w:pPr>
+            <w:r>
+              <w:rPr>
+                <w:rFonts w:asciiTheme="majorBidi" w:hAnsiTheme="majorBidi" w:cstheme="majorBidi"/>
+                <w:lang w:val="en-US"/>
+              </w:rPr>
+              <w:t>Lên ý tưởng cho đề tài phù hợp với môn học</w:t>
+            </w:r>
           </w:p>
         </w:tc>
         <w:tc>
@@ -473,6 +480,13 @@
                 <w:lang w:val="en-US"/>
               </w:rPr>
             </w:pPr>
+            <w:r>
+              <w:rPr>
+                <w:rFonts w:asciiTheme="majorBidi" w:hAnsiTheme="majorBidi" w:cstheme="majorBidi"/>
+                <w:lang w:val="en-US"/>
+              </w:rPr>
+              <w:t>Cả nhóm</w:t>
+            </w:r>
           </w:p>
         </w:tc>
         <w:tc>
@@ -486,6 +500,13 @@
                 <w:lang w:val="en-US"/>
               </w:rPr>
             </w:pPr>
+            <w:r>
+              <w:rPr>
+                <w:rFonts w:asciiTheme="majorBidi" w:hAnsiTheme="majorBidi" w:cstheme="majorBidi"/>
+                <w:lang w:val="en-US"/>
+              </w:rPr>
+              <w:t>2/10/2025</w:t>
+            </w:r>
           </w:p>
         </w:tc>
         <w:tc>
@@ -499,6 +520,13 @@
                 <w:lang w:val="en-US"/>
               </w:rPr>
             </w:pPr>
+            <w:r>
+              <w:rPr>
+                <w:rFonts w:asciiTheme="majorBidi" w:hAnsiTheme="majorBidi" w:cstheme="majorBidi"/>
+                <w:lang w:val="en-US"/>
+              </w:rPr>
+              <w:t>9/10/2025</w:t>
+            </w:r>
           </w:p>
         </w:tc>
         <w:tc>
@@ -512,6 +540,13 @@
                 <w:lang w:val="en-US"/>
               </w:rPr>
             </w:pPr>
+            <w:r>
+              <w:rPr>
+                <w:rFonts w:asciiTheme="majorBidi" w:hAnsiTheme="majorBidi" w:cstheme="majorBidi"/>
+                <w:lang w:val="en-US"/>
+              </w:rPr>
+              <w:t>100%</w:t>
+            </w:r>
           </w:p>
         </w:tc>
         <w:tc>
@@ -568,6 +603,35 @@
                 <w:lang w:val="en-US"/>
               </w:rPr>
             </w:pPr>
+            <w:r>
+              <w:rPr>
+                <w:rFonts w:asciiTheme="majorBidi" w:hAnsiTheme="majorBidi" w:cstheme="majorBidi"/>
+                <w:lang w:val="en-US"/>
+              </w:rPr>
+              <w:t>-Các tác nhân có trong đề tài , chức năng có thể tương tác,…</w:t>
+            </w:r>
+          </w:p>
+          <w:p>
+            <w:pPr>
+              <w:rPr>
+                <w:rFonts w:asciiTheme="majorBidi" w:hAnsiTheme="majorBidi" w:cstheme="majorBidi"/>
+                <w:lang w:val="en-US"/>
+              </w:rPr>
+            </w:pPr>
+            <w:r>
+              <w:rPr>
+                <w:rFonts w:asciiTheme="majorBidi" w:hAnsiTheme="majorBidi" w:cstheme="majorBidi"/>
+                <w:lang w:val="en-US"/>
+              </w:rPr>
+              <w:t>- Các công nghệ sử dụng</w:t>
+            </w:r>
+            <w:r>
+              <w:rPr>
+                <w:rFonts w:asciiTheme="majorBidi" w:hAnsiTheme="majorBidi" w:cstheme="majorBidi"/>
+                <w:lang w:val="en-US"/>
+              </w:rPr>
+              <w:t>,…</w:t>
+            </w:r>
           </w:p>
         </w:tc>
         <w:tc>
@@ -581,6 +645,13 @@
                 <w:lang w:val="en-US"/>
               </w:rPr>
             </w:pPr>
+            <w:r>
+              <w:rPr>
+                <w:rFonts w:asciiTheme="majorBidi" w:hAnsiTheme="majorBidi" w:cstheme="majorBidi"/>
+                <w:lang w:val="en-US"/>
+              </w:rPr>
+              <w:t>Cả nhóm</w:t>
+            </w:r>
           </w:p>
         </w:tc>
         <w:tc>
@@ -594,6 +665,13 @@
                 <w:lang w:val="en-US"/>
               </w:rPr>
             </w:pPr>
+            <w:r>
+              <w:rPr>
+                <w:rFonts w:asciiTheme="majorBidi" w:hAnsiTheme="majorBidi" w:cstheme="majorBidi"/>
+                <w:lang w:val="en-US"/>
+              </w:rPr>
+              <w:t>9/10/2025</w:t>
+            </w:r>
           </w:p>
         </w:tc>
         <w:tc>
@@ -607,6 +685,13 @@
                 <w:lang w:val="en-US"/>
               </w:rPr>
             </w:pPr>
+            <w:r>
+              <w:rPr>
+                <w:rFonts w:asciiTheme="majorBidi" w:hAnsiTheme="majorBidi" w:cstheme="majorBidi"/>
+                <w:lang w:val="en-US"/>
+              </w:rPr>
+              <w:t>30/10/2025</w:t>
+            </w:r>
           </w:p>
         </w:tc>
         <w:tc>
@@ -620,6 +705,20 @@
                 <w:lang w:val="en-US"/>
               </w:rPr>
             </w:pPr>
+            <w:r>
+              <w:rPr>
+                <w:rFonts w:asciiTheme="majorBidi" w:hAnsiTheme="majorBidi" w:cstheme="majorBidi"/>
+                <w:lang w:val="en-US"/>
+              </w:rPr>
+              <w:t>67</w:t>
+            </w:r>
+            <w:r>
+              <w:rPr>
+                <w:rFonts w:asciiTheme="majorBidi" w:hAnsiTheme="majorBidi" w:cstheme="majorBidi"/>
+                <w:lang w:val="en-US"/>
+              </w:rPr>
+              <w:t>%</w:t>
+            </w:r>
           </w:p>
         </w:tc>
         <w:tc>
@@ -671,8 +770,31 @@
             <w:pPr>
               <w:rPr>
                 <w:rFonts w:asciiTheme="majorBidi" w:hAnsiTheme="majorBidi" w:cstheme="majorBidi"/>
-              </w:rPr>
-            </w:pPr>
+                <w:lang w:val="en-US"/>
+              </w:rPr>
+            </w:pPr>
+            <w:r>
+              <w:rPr>
+                <w:rFonts w:asciiTheme="majorBidi" w:hAnsiTheme="majorBidi" w:cstheme="majorBidi"/>
+                <w:lang w:val="en-US"/>
+              </w:rPr>
+              <w:t xml:space="preserve">-Đối với các cơ sở dữ liệu thì các dư liệu đều khá tương đồng nhau </w:t>
+            </w:r>
+          </w:p>
+          <w:p>
+            <w:pPr>
+              <w:rPr>
+                <w:rFonts w:asciiTheme="majorBidi" w:hAnsiTheme="majorBidi" w:cstheme="majorBidi"/>
+                <w:lang w:val="en-US"/>
+              </w:rPr>
+            </w:pPr>
+            <w:r>
+              <w:rPr>
+                <w:rFonts w:asciiTheme="majorBidi" w:hAnsiTheme="majorBidi" w:cstheme="majorBidi"/>
+                <w:lang w:val="en-US"/>
+              </w:rPr>
+              <w:t>Đơn hàng ,sản phẩm , chi tiết , user, …</w:t>
+            </w:r>
           </w:p>
         </w:tc>
         <w:tc>
@@ -683,8 +805,16 @@
             <w:pPr>
               <w:rPr>
                 <w:rFonts w:asciiTheme="majorBidi" w:hAnsiTheme="majorBidi" w:cstheme="majorBidi"/>
-              </w:rPr>
-            </w:pPr>
+                <w:lang w:val="en-US"/>
+              </w:rPr>
+            </w:pPr>
+            <w:r>
+              <w:rPr>
+                <w:rFonts w:asciiTheme="majorBidi" w:hAnsiTheme="majorBidi" w:cstheme="majorBidi"/>
+                <w:lang w:val="en-US"/>
+              </w:rPr>
+              <w:t>Đức ,Hùng</w:t>
+            </w:r>
           </w:p>
         </w:tc>
         <w:tc>
@@ -697,6 +827,13 @@
                 <w:rFonts w:asciiTheme="majorBidi" w:hAnsiTheme="majorBidi" w:cstheme="majorBidi"/>
               </w:rPr>
             </w:pPr>
+            <w:r>
+              <w:rPr>
+                <w:rFonts w:asciiTheme="majorBidi" w:hAnsiTheme="majorBidi" w:cstheme="majorBidi"/>
+                <w:lang w:val="en-US"/>
+              </w:rPr>
+              <w:t>30/10/2025</w:t>
+            </w:r>
           </w:p>
         </w:tc>
         <w:tc>
@@ -707,8 +844,16 @@
             <w:pPr>
               <w:rPr>
                 <w:rFonts w:asciiTheme="majorBidi" w:hAnsiTheme="majorBidi" w:cstheme="majorBidi"/>
-              </w:rPr>
-            </w:pPr>
+                <w:lang w:val="en-US"/>
+              </w:rPr>
+            </w:pPr>
+            <w:r>
+              <w:rPr>
+                <w:rFonts w:asciiTheme="majorBidi" w:hAnsiTheme="majorBidi" w:cstheme="majorBidi"/>
+                <w:lang w:val="en-US"/>
+              </w:rPr>
+              <w:t>05/11/2025</w:t>
+            </w:r>
           </w:p>
         </w:tc>
         <w:tc>
@@ -721,6 +866,20 @@
                 <w:rFonts w:asciiTheme="majorBidi" w:hAnsiTheme="majorBidi" w:cstheme="majorBidi"/>
               </w:rPr>
             </w:pPr>
+            <w:r>
+              <w:rPr>
+                <w:rFonts w:asciiTheme="majorBidi" w:hAnsiTheme="majorBidi" w:cstheme="majorBidi"/>
+                <w:lang w:val="en-US"/>
+              </w:rPr>
+              <w:t>70</w:t>
+            </w:r>
+            <w:r>
+              <w:rPr>
+                <w:rFonts w:asciiTheme="majorBidi" w:hAnsiTheme="majorBidi" w:cstheme="majorBidi"/>
+                <w:lang w:val="en-US"/>
+              </w:rPr>
+              <w:t>%</w:t>
+            </w:r>
           </w:p>
         </w:tc>
         <w:tc>
@@ -771,8 +930,16 @@
             <w:pPr>
               <w:rPr>
                 <w:rFonts w:asciiTheme="majorBidi" w:hAnsiTheme="majorBidi" w:cstheme="majorBidi"/>
-              </w:rPr>
-            </w:pPr>
+                <w:lang w:val="en-US"/>
+              </w:rPr>
+            </w:pPr>
+            <w:r>
+              <w:rPr>
+                <w:rFonts w:asciiTheme="majorBidi" w:hAnsiTheme="majorBidi" w:cstheme="majorBidi"/>
+                <w:lang w:val="en-US"/>
+              </w:rPr>
+              <w:t>Tham khảo các trang web bán sản phẩm lớn như Shoppe, tiki, … để cho ra được giao diện ưng ý</w:t>
+            </w:r>
           </w:p>
         </w:tc>
         <w:tc>
@@ -783,8 +950,16 @@
             <w:pPr>
               <w:rPr>
                 <w:rFonts w:asciiTheme="majorBidi" w:hAnsiTheme="majorBidi" w:cstheme="majorBidi"/>
-              </w:rPr>
-            </w:pPr>
+                <w:lang w:val="en-US"/>
+              </w:rPr>
+            </w:pPr>
+            <w:r>
+              <w:rPr>
+                <w:rFonts w:asciiTheme="majorBidi" w:hAnsiTheme="majorBidi" w:cstheme="majorBidi"/>
+                <w:lang w:val="en-US"/>
+              </w:rPr>
+              <w:t>Đức, Hùng ,Chính , Nguyên</w:t>
+            </w:r>
           </w:p>
         </w:tc>
         <w:tc>
@@ -797,6 +972,13 @@
                 <w:rFonts w:asciiTheme="majorBidi" w:hAnsiTheme="majorBidi" w:cstheme="majorBidi"/>
               </w:rPr>
             </w:pPr>
+            <w:r>
+              <w:rPr>
+                <w:rFonts w:asciiTheme="majorBidi" w:hAnsiTheme="majorBidi" w:cstheme="majorBidi"/>
+                <w:lang w:val="en-US"/>
+              </w:rPr>
+              <w:t>30/10/2025</w:t>
+            </w:r>
           </w:p>
         </w:tc>
         <w:tc>
@@ -809,6 +991,13 @@
                 <w:rFonts w:asciiTheme="majorBidi" w:hAnsiTheme="majorBidi" w:cstheme="majorBidi"/>
               </w:rPr>
             </w:pPr>
+            <w:r>
+              <w:rPr>
+                <w:rFonts w:asciiTheme="majorBidi" w:hAnsiTheme="majorBidi" w:cstheme="majorBidi"/>
+                <w:lang w:val="en-US"/>
+              </w:rPr>
+              <w:t>05/11/2025</w:t>
+            </w:r>
           </w:p>
         </w:tc>
         <w:tc>
@@ -821,6 +1010,13 @@
                 <w:rFonts w:asciiTheme="majorBidi" w:hAnsiTheme="majorBidi" w:cstheme="majorBidi"/>
               </w:rPr>
             </w:pPr>
+            <w:r>
+              <w:rPr>
+                <w:rFonts w:asciiTheme="majorBidi" w:hAnsiTheme="majorBidi" w:cstheme="majorBidi"/>
+                <w:lang w:val="en-US"/>
+              </w:rPr>
+              <w:t>80%</w:t>
+            </w:r>
           </w:p>
         </w:tc>
         <w:tc>
@@ -871,8 +1067,16 @@
             <w:pPr>
               <w:rPr>
                 <w:rFonts w:asciiTheme="majorBidi" w:hAnsiTheme="majorBidi" w:cstheme="majorBidi"/>
-              </w:rPr>
-            </w:pPr>
+                <w:lang w:val="en-US"/>
+              </w:rPr>
+            </w:pPr>
+            <w:r>
+              <w:rPr>
+                <w:rFonts w:asciiTheme="majorBidi" w:hAnsiTheme="majorBidi" w:cstheme="majorBidi"/>
+                <w:lang w:val="en-US"/>
+              </w:rPr>
+              <w:t xml:space="preserve">Viết prompt và tham khảo các công nghệ trí tuệ nhân tạo  rồi chỉnh sửa sao cho phù hợp với đề tài </w:t>
+            </w:r>
           </w:p>
         </w:tc>
         <w:tc>
@@ -883,8 +1087,16 @@
             <w:pPr>
               <w:rPr>
                 <w:rFonts w:asciiTheme="majorBidi" w:hAnsiTheme="majorBidi" w:cstheme="majorBidi"/>
-              </w:rPr>
-            </w:pPr>
+                <w:lang w:val="en-US"/>
+              </w:rPr>
+            </w:pPr>
+            <w:r>
+              <w:rPr>
+                <w:rFonts w:asciiTheme="majorBidi" w:hAnsiTheme="majorBidi" w:cstheme="majorBidi"/>
+                <w:lang w:val="en-US"/>
+              </w:rPr>
+              <w:t xml:space="preserve">Cả nhóm  </w:t>
+            </w:r>
           </w:p>
         </w:tc>
         <w:tc>
@@ -897,6 +1109,13 @@
                 <w:rFonts w:asciiTheme="majorBidi" w:hAnsiTheme="majorBidi" w:cstheme="majorBidi"/>
               </w:rPr>
             </w:pPr>
+            <w:r>
+              <w:rPr>
+                <w:rFonts w:asciiTheme="majorBidi" w:hAnsiTheme="majorBidi" w:cstheme="majorBidi"/>
+                <w:lang w:val="en-US"/>
+              </w:rPr>
+              <w:t>05/11/2025</w:t>
+            </w:r>
           </w:p>
         </w:tc>
         <w:tc>
@@ -907,8 +1126,16 @@
             <w:pPr>
               <w:rPr>
                 <w:rFonts w:asciiTheme="majorBidi" w:hAnsiTheme="majorBidi" w:cstheme="majorBidi"/>
-              </w:rPr>
-            </w:pPr>
+                <w:lang w:val="en-US"/>
+              </w:rPr>
+            </w:pPr>
+            <w:r>
+              <w:rPr>
+                <w:rFonts w:asciiTheme="majorBidi" w:hAnsiTheme="majorBidi" w:cstheme="majorBidi"/>
+                <w:lang w:val="en-US"/>
+              </w:rPr>
+              <w:t>12/11/2025</w:t>
+            </w:r>
           </w:p>
         </w:tc>
         <w:tc>
@@ -921,6 +1148,20 @@
                 <w:rFonts w:asciiTheme="majorBidi" w:hAnsiTheme="majorBidi" w:cstheme="majorBidi"/>
               </w:rPr>
             </w:pPr>
+            <w:r>
+              <w:rPr>
+                <w:rFonts w:asciiTheme="majorBidi" w:hAnsiTheme="majorBidi" w:cstheme="majorBidi"/>
+                <w:lang w:val="en-US"/>
+              </w:rPr>
+              <w:t>9</w:t>
+            </w:r>
+            <w:r>
+              <w:rPr>
+                <w:rFonts w:asciiTheme="majorBidi" w:hAnsiTheme="majorBidi" w:cstheme="majorBidi"/>
+                <w:lang w:val="en-US"/>
+              </w:rPr>
+              <w:t>0%</w:t>
+            </w:r>
           </w:p>
         </w:tc>
         <w:tc>
@@ -971,8 +1212,16 @@
             <w:pPr>
               <w:rPr>
                 <w:rFonts w:asciiTheme="majorBidi" w:hAnsiTheme="majorBidi" w:cstheme="majorBidi"/>
-              </w:rPr>
-            </w:pPr>
+                <w:lang w:val="en-US"/>
+              </w:rPr>
+            </w:pPr>
+            <w:r>
+              <w:rPr>
+                <w:rFonts w:asciiTheme="majorBidi" w:hAnsiTheme="majorBidi" w:cstheme="majorBidi"/>
+                <w:lang w:val="en-US"/>
+              </w:rPr>
+              <w:t>-Dựa vào phân tích hệ thống để có thêm thông tin trong việc xử lý bố cục , sắp xếp các nguồn thông tin cho hợp lý</w:t>
+            </w:r>
           </w:p>
         </w:tc>
         <w:tc>
@@ -983,8 +1232,16 @@
             <w:pPr>
               <w:rPr>
                 <w:rFonts w:asciiTheme="majorBidi" w:hAnsiTheme="majorBidi" w:cstheme="majorBidi"/>
-              </w:rPr>
-            </w:pPr>
+                <w:lang w:val="en-US"/>
+              </w:rPr>
+            </w:pPr>
+            <w:r>
+              <w:rPr>
+                <w:rFonts w:asciiTheme="majorBidi" w:hAnsiTheme="majorBidi" w:cstheme="majorBidi"/>
+                <w:lang w:val="en-US"/>
+              </w:rPr>
+              <w:t>Cả nhóm</w:t>
+            </w:r>
           </w:p>
         </w:tc>
         <w:tc>
@@ -997,6 +1254,13 @@
                 <w:rFonts w:asciiTheme="majorBidi" w:hAnsiTheme="majorBidi" w:cstheme="majorBidi"/>
               </w:rPr>
             </w:pPr>
+            <w:r>
+              <w:rPr>
+                <w:rFonts w:asciiTheme="majorBidi" w:hAnsiTheme="majorBidi" w:cstheme="majorBidi"/>
+                <w:lang w:val="en-US"/>
+              </w:rPr>
+              <w:t>2/10/2025</w:t>
+            </w:r>
           </w:p>
         </w:tc>
         <w:tc>
@@ -1007,8 +1271,16 @@
             <w:pPr>
               <w:rPr>
                 <w:rFonts w:asciiTheme="majorBidi" w:hAnsiTheme="majorBidi" w:cstheme="majorBidi"/>
-              </w:rPr>
-            </w:pPr>
+                <w:lang w:val="en-US"/>
+              </w:rPr>
+            </w:pPr>
+            <w:r>
+              <w:rPr>
+                <w:rFonts w:asciiTheme="majorBidi" w:hAnsiTheme="majorBidi" w:cstheme="majorBidi"/>
+                <w:lang w:val="en-US"/>
+              </w:rPr>
+              <w:t>20/11/2025</w:t>
+            </w:r>
           </w:p>
         </w:tc>
         <w:tc>
@@ -1019,8 +1291,16 @@
             <w:pPr>
               <w:rPr>
                 <w:rFonts w:asciiTheme="majorBidi" w:hAnsiTheme="majorBidi" w:cstheme="majorBidi"/>
-              </w:rPr>
-            </w:pPr>
+                <w:lang w:val="en-US"/>
+              </w:rPr>
+            </w:pPr>
+            <w:r>
+              <w:rPr>
+                <w:rFonts w:asciiTheme="majorBidi" w:hAnsiTheme="majorBidi" w:cstheme="majorBidi"/>
+                <w:lang w:val="en-US"/>
+              </w:rPr>
+              <w:t>80%</w:t>
+            </w:r>
           </w:p>
         </w:tc>
         <w:tc>
@@ -1046,7 +1326,7 @@
     </w:p>
     <w:sectPr>
       <w:pgSz w:w="15840" w:h="12240" w:orient="landscape"/>
-      <w:pgMar w:top="1134" w:right="1440" w:bottom="1440" w:left="1440" w:header="720" w:footer="720" w:gutter="0"/>
+      <w:pgMar w:top="1134" w:right="1440" w:bottom="49" w:left="1440" w:header="720" w:footer="720" w:gutter="0"/>
       <w:cols w:space="720"/>
       <w:docGrid w:linePitch="360"/>
     </w:sectPr>
